--- a/docs/CyberSim_Documentation.docx
+++ b/docs/CyberSim_Documentation.docx
@@ -220,12 +220,12 @@
     </w:p>
     <w:p>
       <w:r>
-        <w:t>CyberSim is a high-performance research framework that places a local Granite large language model in the role of an autonomous offensive-security operator. The model reasons under a strict ReAct (Reason → Act → Observe) discipline, chooses a tool from a curated registry, watches the streamed stdout/stderr of the spawned subprocess, and adapts its next step accordingly. Every action is gated by a sandbox guard that enforces an operator-supplied target allow-list.</w:t>
+        <w:t>CyberSim is a high-performance research framework that places a local large language model (Qwen 2.5 14B by default) in the role of an autonomous offensive-security operator. The model reasons under a strict ReAct (Reason → Act → Observe) discipline, chooses a tool from a curated registry, watches the streamed stdout/stderr of the spawned subprocess, and adapts its next step accordingly. Every action is gated by a sandbox guard that enforces an operator-supplied target allow-list.</w:t>
       </w:r>
     </w:p>
     <w:p>
       <w:r>
-        <w:t>A FastAPI / WebSocket backend hosts the agent and the tools. A PyQt6 desktop client (Windows-native, dark theme) provides a live operator console with a streaming terminal, a target manager with JSON/CSV import-export, a file upload dashboard, and a multi-format report builder (Markdown, PDF, JSON).</w:t>
+        <w:t>A FastAPI / WebSocket backend hosts the agent and the tools. A PyQt5 desktop client (Windows-native, dark theme) provides a live operator console with a streaming terminal, a target manager with JSON/CSV import-export, a file upload dashboard, and a multi-format report builder (Markdown, PDF, JSON).</w:t>
       </w:r>
     </w:p>
     <w:p>
@@ -328,7 +328,7 @@
         </w:rPr>
         <w:t>+----------------------------------+      +-----------------------------------+</w:t>
         <w:br/>
-        <w:t>|         PyQt6 Client             |  WS  |          FastAPI Backend          |</w:t>
+        <w:t>|         PyQt5 Client             |  WS  |          FastAPI Backend          |</w:t>
         <w:br/>
         <w:t>|  - Dashboard / targets / uploads | &lt;==&gt; |  - SessionManager                 |</w:t>
         <w:br/>
@@ -451,7 +451,7 @@
           <w:p>
             <w:r/>
             <w:r>
-              <w:t>PyQt6 desktop application</w:t>
+              <w:t>PyQt5 desktop application</w:t>
             </w:r>
           </w:p>
         </w:tc>
@@ -701,7 +701,7 @@
         <w:pStyle w:val="ListBullet"/>
       </w:pPr>
       <w:r>
-        <w:t>Linux distributions with Python 3.13 and Qt 6 (works, untested).</w:t>
+        <w:t>Linux distributions with Python 3.13 and Qt 5 (works, untested).</w:t>
       </w:r>
     </w:p>
     <w:p>
@@ -841,7 +841,7 @@
           <w:p>
             <w:r/>
             <w:r>
-              <w:t>Hosts the Granite LLM</w:t>
+              <w:t>Hosts the local LLM</w:t>
             </w:r>
           </w:p>
         </w:tc>
@@ -1074,7 +1074,7 @@
         <w:pStyle w:val="ListBullet"/>
       </w:pPr>
       <w:r>
-        <w:t>16 GB RAM recommended (Granite uses ~6-8 GB).</w:t>
+        <w:t>16 GB RAM (CPU-only path; Qwen 2.5 7B fallback uses ~6 GB).</w:t>
       </w:r>
     </w:p>
     <w:p>
@@ -1082,7 +1082,20 @@
         <w:pStyle w:val="ListBullet"/>
       </w:pPr>
       <w:r>
-        <w:t>20 GB free disk space for the Granite model and intermediate data.</w:t>
+        <w:t>For GPU inference: NVIDIA card with 12 GB+ VRAM. An RTX 4080 Super</w:t>
+      </w:r>
+    </w:p>
+    <w:p>
+      <w:r>
+        <w:t xml:space="preserve">  (16 GB) is the reference hardware — it runs Qwen 2.5 14B Q5_K_M fully   on-GPU at ~50 tokens/sec.</w:t>
+      </w:r>
+    </w:p>
+    <w:p>
+      <w:pPr>
+        <w:pStyle w:val="ListBullet"/>
+      </w:pPr>
+      <w:r>
+        <w:t>20 GB free disk space for the model and intermediate data.</w:t>
       </w:r>
     </w:p>
     <w:p>
@@ -1201,7 +1214,7 @@
     </w:p>
     <w:p>
       <w:r>
-        <w:t>Pull the Granite model:</w:t>
+        <w:t>Pull the default model (tuned for an RTX 4080 Super, 16 GB VRAM):</w:t>
       </w:r>
     </w:p>
     <w:p>
@@ -1214,7 +1227,30 @@
           <w:rFonts w:ascii="Consolas" w:hAnsi="Consolas"/>
           <w:sz w:val="18"/>
         </w:rPr>
-        <w:t>ollama pull granite3.1-dense:latest</w:t>
+        <w:t>ollama pull qwen2.5:14b-instruct-q5_K_M</w:t>
+      </w:r>
+    </w:p>
+    <w:p>
+      <w:r>
+        <w:t>Smaller CPU-friendly fallback:</w:t>
+      </w:r>
+    </w:p>
+    <w:p>
+      <w:pPr>
+        <w:spacing w:after="120"/>
+        <w:ind w:left="432"/>
+      </w:pPr>
+      <w:r>
+        <w:rPr>
+          <w:rFonts w:ascii="Consolas" w:hAnsi="Consolas"/>
+          <w:sz w:val="18"/>
+        </w:rPr>
+        <w:t>ollama pull qwen2.5:7b-instruct</w:t>
+      </w:r>
+    </w:p>
+    <w:p>
+      <w:r>
+        <w:t>CyberSim will auto-pull on first launch if neither tag is present locally.</w:t>
       </w:r>
     </w:p>
     <w:p>
@@ -1243,12 +1279,213 @@
         <w:rPr>
           <w:color w:val="1F2A44"/>
         </w:rPr>
-        <w:t>4.3 Install Pentest CLIs</w:t>
+        <w:t>4.3 Install Pentest Tools</w:t>
       </w:r>
     </w:p>
     <w:p>
       <w:r>
-        <w:t>The following must be discoverable on PATH for the corresponding tool to be usable. CyberSim degrades gracefully (returns NOT_INSTALLED) if any binary is missing, so you can install only the subset you need.</w:t>
+        <w:t>CyberSim's eight tools split into two install paths:</w:t>
+      </w:r>
+    </w:p>
+    <w:tbl>
+      <w:tblPr>
+        <w:tblStyle w:val="LightGrid-Accent1"/>
+        <w:tblW w:type="auto" w:w="0"/>
+        <w:tblLook w:firstColumn="1" w:firstRow="1" w:lastColumn="0" w:lastRow="0" w:noHBand="0" w:noVBand="1" w:val="04A0"/>
+      </w:tblPr>
+      <w:tblGrid>
+        <w:gridCol w:w="2880"/>
+        <w:gridCol w:w="2880"/>
+        <w:gridCol w:w="2880"/>
+      </w:tblGrid>
+      <w:tr>
+        <w:tc>
+          <w:tcPr>
+            <w:tcW w:type="dxa" w:w="2880"/>
+            <w:shd w:fill="1F2A44"/>
+          </w:tcPr>
+          <w:p>
+            <w:r/>
+            <w:r>
+              <w:rPr>
+                <w:b/>
+                <w:color w:val="FFFFFF"/>
+              </w:rPr>
+              <w:t>Type</w:t>
+            </w:r>
+          </w:p>
+        </w:tc>
+        <w:tc>
+          <w:tcPr>
+            <w:tcW w:type="dxa" w:w="2880"/>
+            <w:shd w:fill="1F2A44"/>
+          </w:tcPr>
+          <w:p>
+            <w:r/>
+            <w:r>
+              <w:rPr>
+                <w:b/>
+                <w:color w:val="FFFFFF"/>
+              </w:rPr>
+              <w:t>Tools</w:t>
+            </w:r>
+          </w:p>
+        </w:tc>
+        <w:tc>
+          <w:tcPr>
+            <w:tcW w:type="dxa" w:w="2880"/>
+            <w:shd w:fill="1F2A44"/>
+          </w:tcPr>
+          <w:p>
+            <w:r/>
+            <w:r>
+              <w:rPr>
+                <w:b/>
+                <w:color w:val="FFFFFF"/>
+              </w:rPr>
+              <w:t>How</w:t>
+            </w:r>
+          </w:p>
+        </w:tc>
+      </w:tr>
+      <w:tr>
+        <w:tc>
+          <w:tcPr>
+            <w:tcW w:type="dxa" w:w="2880"/>
+          </w:tcPr>
+          <w:p>
+            <w:r/>
+            <w:r>
+              <w:t>Python pip</w:t>
+            </w:r>
+          </w:p>
+        </w:tc>
+        <w:tc>
+          <w:tcPr>
+            <w:tcW w:type="dxa" w:w="2880"/>
+          </w:tcPr>
+          <w:p>
+            <w:r/>
+            <w:r>
+              <w:t>sqlmap, dirsearch, pymetasploit3, paramiko, python-nmap, python-libnmap, beautifulsoup4, lxml</w:t>
+            </w:r>
+          </w:p>
+        </w:tc>
+        <w:tc>
+          <w:tcPr>
+            <w:tcW w:type="dxa" w:w="2880"/>
+          </w:tcPr>
+          <w:p>
+            <w:r/>
+            <w:r>
+              <w:t>pip install -r requirements.txt (next step)</w:t>
+            </w:r>
+          </w:p>
+        </w:tc>
+      </w:tr>
+      <w:tr>
+        <w:tc>
+          <w:tcPr>
+            <w:tcW w:type="dxa" w:w="2880"/>
+          </w:tcPr>
+          <w:p>
+            <w:r/>
+            <w:r>
+              <w:t>Native CLI</w:t>
+            </w:r>
+          </w:p>
+        </w:tc>
+        <w:tc>
+          <w:tcPr>
+            <w:tcW w:type="dxa" w:w="2880"/>
+          </w:tcPr>
+          <w:p>
+            <w:r/>
+            <w:r>
+              <w:t>nmap, nuclei, gobuster, hydra</w:t>
+            </w:r>
+          </w:p>
+        </w:tc>
+        <w:tc>
+          <w:tcPr>
+            <w:tcW w:type="dxa" w:w="2880"/>
+          </w:tcPr>
+          <w:p>
+            <w:r/>
+            <w:r>
+              <w:t>system installer (see below)</w:t>
+            </w:r>
+          </w:p>
+        </w:tc>
+      </w:tr>
+    </w:tbl>
+    <w:p/>
+    <w:p>
+      <w:r>
+        <w:t>CyberSim degrades gracefully — a missing native binary just makes that one tool report not_installed to the agent.</w:t>
+      </w:r>
+    </w:p>
+    <w:p>
+      <w:pPr>
+        <w:pStyle w:val="Heading3"/>
+      </w:pPr>
+      <w:r>
+        <w:rPr>
+          <w:color w:val="1F2A44"/>
+        </w:rPr>
+        <w:t>Automatic native installer (Windows)</w:t>
+      </w:r>
+    </w:p>
+    <w:p>
+      <w:r>
+        <w:t>A one-shot PowerShell script is shipped under scripts/install_pentest_tools.ps1 (../scripts/install_pentest_tools.ps1). Run it in an elevated PowerShell:</w:t>
+      </w:r>
+    </w:p>
+    <w:p>
+      <w:pPr>
+        <w:spacing w:after="120"/>
+        <w:ind w:left="432"/>
+      </w:pPr>
+      <w:r>
+        <w:rPr>
+          <w:rFonts w:ascii="Consolas" w:hAnsi="Consolas"/>
+          <w:sz w:val="18"/>
+        </w:rPr>
+        <w:t>.\scripts\install_pentest_tools.ps1</w:t>
+      </w:r>
+    </w:p>
+    <w:p>
+      <w:r>
+        <w:t>It installs Chocolatey if needed, then nmap, nuclei, and gobuster, and prints a diagnostic table of which CLIs are now visible on PATH.</w:t>
+      </w:r>
+    </w:p>
+    <w:p>
+      <w:r>
+        <w:t>You can also install a subset:</w:t>
+      </w:r>
+    </w:p>
+    <w:p>
+      <w:pPr>
+        <w:spacing w:after="120"/>
+        <w:ind w:left="432"/>
+      </w:pPr>
+      <w:r>
+        <w:rPr>
+          <w:rFonts w:ascii="Consolas" w:hAnsi="Consolas"/>
+          <w:sz w:val="18"/>
+        </w:rPr>
+        <w:t>.\scripts\install_pentest_tools.ps1 -Only nmap,nuclei</w:t>
+      </w:r>
+    </w:p>
+    <w:p>
+      <w:pPr>
+        <w:pStyle w:val="Heading3"/>
+      </w:pPr>
+      <w:r>
+        <w:rPr>
+          <w:color w:val="1F2A44"/>
+        </w:rPr>
+        <w:t>Manual install (per-tool)</w:t>
       </w:r>
     </w:p>
     <w:tbl>
@@ -1314,7 +1551,7 @@
           <w:p>
             <w:r/>
             <w:r>
-              <w:t>&lt;https://nmap.org/download.html&gt;</w:t>
+              <w:t>choco install nmap or &lt;https://nmap.org/download.html&gt;</w:t>
             </w:r>
           </w:p>
         </w:tc>
@@ -1338,7 +1575,7 @@
           <w:p>
             <w:r/>
             <w:r>
-              <w:t>&lt;https://github.com/OJ/gobuster/releases&gt;</w:t>
+              <w:t>choco install gobuster or &lt;https://github.com/OJ/gobuster/releases&gt;</w:t>
             </w:r>
           </w:p>
         </w:tc>
@@ -1351,7 +1588,7 @@
           <w:p>
             <w:r/>
             <w:r>
-              <w:t>dirsearch</w:t>
+              <w:t>nuclei</w:t>
             </w:r>
           </w:p>
         </w:tc>
@@ -1362,7 +1599,7 @@
           <w:p>
             <w:r/>
             <w:r>
-              <w:t>pip install dirsearch (used if gobuster missing)</w:t>
+              <w:t>choco install nuclei or &lt;https://github.com/projectdiscovery/nuclei/releases&gt;</w:t>
             </w:r>
           </w:p>
         </w:tc>
@@ -1375,7 +1612,7 @@
           <w:p>
             <w:r/>
             <w:r>
-              <w:t>nuclei</w:t>
+              <w:t>hydra</w:t>
             </w:r>
           </w:p>
         </w:tc>
@@ -1386,7 +1623,7 @@
           <w:p>
             <w:r/>
             <w:r>
-              <w:t>&lt;https://github.com/projectdiscovery/nuclei/releases&gt;</w:t>
+              <w:t>Install via WSL (Kali): sudo apt install hydra (no native Choco package)</w:t>
             </w:r>
           </w:p>
         </w:tc>
@@ -1399,7 +1636,7 @@
           <w:p>
             <w:r/>
             <w:r>
-              <w:t>sqlmap</w:t>
+              <w:t>metasploit</w:t>
             </w:r>
           </w:p>
         </w:tc>
@@ -1410,66 +1647,13 @@
           <w:p>
             <w:r/>
             <w:r>
-              <w:t>pip install sqlmap or clone the repository</w:t>
-            </w:r>
-          </w:p>
-        </w:tc>
-      </w:tr>
-      <w:tr>
-        <w:tc>
-          <w:tcPr>
-            <w:tcW w:type="dxa" w:w="4320"/>
-          </w:tcPr>
-          <w:p>
-            <w:r/>
-            <w:r>
-              <w:t>hydra</w:t>
-            </w:r>
-          </w:p>
-        </w:tc>
-        <w:tc>
-          <w:tcPr>
-            <w:tcW w:type="dxa" w:w="4320"/>
-          </w:tcPr>
-          <w:p>
-            <w:r/>
-            <w:r>
-              <w:t>Ship from a Kali WSL distro or build with cygwin</w:t>
-            </w:r>
-          </w:p>
-        </w:tc>
-      </w:tr>
-      <w:tr>
-        <w:tc>
-          <w:tcPr>
-            <w:tcW w:type="dxa" w:w="4320"/>
-          </w:tcPr>
-          <w:p>
-            <w:r/>
-            <w:r>
-              <w:t>metasploit</w:t>
-            </w:r>
-          </w:p>
-        </w:tc>
-        <w:tc>
-          <w:tcPr>
-            <w:tcW w:type="dxa" w:w="4320"/>
-          </w:tcPr>
-          <w:p>
-            <w:r/>
-            <w:r>
-              <w:t>&lt;https://www.metasploit.com/download&gt;</w:t>
+              <w:t>&lt;https://www.metasploit.com/download&gt; (msfrpcd is bundled)</w:t>
             </w:r>
           </w:p>
         </w:tc>
       </w:tr>
     </w:tbl>
     <w:p/>
-    <w:p>
-      <w:r>
-        <w:t>If you run CyberSim from a WSL or Kali side-car, you can expose the binaries through PATH.</w:t>
-      </w:r>
-    </w:p>
     <w:p>
       <w:pPr>
         <w:pStyle w:val="Heading2"/>
@@ -1504,24 +1688,52 @@
     </w:p>
     <w:p>
       <w:r>
-        <w:t>Optional extras:</w:t>
+        <w:t>That single command installs:</w:t>
       </w:r>
     </w:p>
     <w:p>
       <w:pPr>
-        <w:spacing w:after="120"/>
-        <w:ind w:left="432"/>
+        <w:pStyle w:val="ListBullet"/>
       </w:pPr>
       <w:r>
-        <w:rPr>
-          <w:rFonts w:ascii="Consolas" w:hAnsi="Consolas"/>
-          <w:sz w:val="18"/>
-        </w:rPr>
-        <w:t>pip install pymetasploit3   # enables msf_exploit tool</w:t>
-        <w:br/>
-        <w:t>pip install paramiko        # enables remote SSH post-exploit mode</w:t>
-        <w:br/>
-        <w:t>pip install python-docx     # used by the documentation generator</w:t>
+        <w:t>The web stack (`fastapi`, `uvicorn`, `httpx`, `websockets`, …).</w:t>
+      </w:r>
+    </w:p>
+    <w:p>
+      <w:pPr>
+        <w:pStyle w:val="ListBullet"/>
+      </w:pPr>
+      <w:r>
+        <w:t>The LLM client (`ollama`).</w:t>
+      </w:r>
+    </w:p>
+    <w:p>
+      <w:pPr>
+        <w:pStyle w:val="ListBullet"/>
+      </w:pPr>
+      <w:r>
+        <w:t>The PyQt5 desktop client + dark-theme helpers.</w:t>
+      </w:r>
+    </w:p>
+    <w:p>
+      <w:pPr>
+        <w:pStyle w:val="ListBullet"/>
+      </w:pPr>
+      <w:r>
+        <w:t>The **eight pentest tool Python helpers** (`sqlmap`, `dirsearch`,</w:t>
+      </w:r>
+    </w:p>
+    <w:p>
+      <w:r>
+        <w:t xml:space="preserve">  pymetasploit3, paramiko, python-nmap, python-libnmap,   beautifulsoup4, lxml).</w:t>
+      </w:r>
+    </w:p>
+    <w:p>
+      <w:pPr>
+        <w:pStyle w:val="ListBullet"/>
+      </w:pPr>
+      <w:r>
+        <w:t>The reporting stack (`reportlab`, `python-docx`, `markdown`, `jinja2`).</w:t>
       </w:r>
     </w:p>
     <w:p>
@@ -1698,7 +1910,7 @@
           <w:p>
             <w:r/>
             <w:r>
-              <w:t>granite3.1-dense:latest</w:t>
+              <w:t>qwen2.5:14b-instruct-q5_K_M</w:t>
             </w:r>
           </w:p>
         </w:tc>
@@ -1709,7 +1921,7 @@
           <w:p>
             <w:r/>
             <w:r>
-              <w:t>Primary Granite tag</w:t>
+              <w:t>Primary LLM tag (Qwen 2.5 14B Instruct)</w:t>
             </w:r>
           </w:p>
         </w:tc>
@@ -1733,7 +1945,7 @@
           <w:p>
             <w:r/>
             <w:r>
-              <w:t>granite3.1-dense:8b</w:t>
+              <w:t>qwen2.5:7b-instruct</w:t>
             </w:r>
           </w:p>
         </w:tc>
@@ -1744,7 +1956,7 @@
           <w:p>
             <w:r/>
             <w:r>
-              <w:t>Fallback if primary tag is missing locally</w:t>
+              <w:t>Fallback when the primary tag is missing</w:t>
             </w:r>
           </w:p>
         </w:tc>
@@ -1768,7 +1980,7 @@
           <w:p>
             <w:r/>
             <w:r>
-              <w:t>0.2</w:t>
+              <w:t>0.1</w:t>
             </w:r>
           </w:p>
         </w:tc>
@@ -1779,7 +1991,7 @@
           <w:p>
             <w:r/>
             <w:r>
-              <w:t>Sampling temperature</w:t>
+              <w:t>Sampling temperature (low = strict JSON)</w:t>
             </w:r>
           </w:p>
         </w:tc>
@@ -1838,7 +2050,7 @@
           <w:p>
             <w:r/>
             <w:r>
-              <w:t>8192</w:t>
+              <w:t>16384</w:t>
             </w:r>
           </w:p>
         </w:tc>
@@ -1908,7 +2120,7 @@
           <w:p>
             <w:r/>
             <w:r>
-              <w:t>30m</w:t>
+              <w:t>60m</w:t>
             </w:r>
           </w:p>
         </w:tc>
@@ -1920,6 +2132,41 @@
             <w:r/>
             <w:r>
               <w:t>How long Ollama keeps the model resident</w:t>
+            </w:r>
+          </w:p>
+        </w:tc>
+      </w:tr>
+      <w:tr>
+        <w:tc>
+          <w:tcPr>
+            <w:tcW w:type="dxa" w:w="2880"/>
+          </w:tcPr>
+          <w:p>
+            <w:r/>
+            <w:r>
+              <w:t>OLLAMA_FLASH_ATTENTION</w:t>
+            </w:r>
+          </w:p>
+        </w:tc>
+        <w:tc>
+          <w:tcPr>
+            <w:tcW w:type="dxa" w:w="2880"/>
+          </w:tcPr>
+          <w:p>
+            <w:r/>
+            <w:r>
+              <w:t>1</w:t>
+            </w:r>
+          </w:p>
+        </w:tc>
+        <w:tc>
+          <w:tcPr>
+            <w:tcW w:type="dxa" w:w="2880"/>
+          </w:tcPr>
+          <w:p>
+            <w:r/>
+            <w:r>
+              <w:t>Enables Flash-Attention on supported GPUs</w:t>
             </w:r>
           </w:p>
         </w:tc>
@@ -2017,7 +2264,7 @@
           <w:p>
             <w:r/>
             <w:r>
-              <w:t>127.0.0.1</w:t>
+              <w:t>26.26.97.36</w:t>
             </w:r>
           </w:p>
         </w:tc>
@@ -2028,7 +2275,7 @@
           <w:p>
             <w:r/>
             <w:r>
-              <w:t>FastAPI bind address</w:t>
+              <w:t>FastAPI bind address (operator VPN host)</w:t>
             </w:r>
           </w:p>
         </w:tc>
@@ -2052,7 +2299,7 @@
           <w:p>
             <w:r/>
             <w:r>
-              <w:t>8765</w:t>
+              <w:t>4899</w:t>
             </w:r>
           </w:p>
         </w:tc>
@@ -2196,7 +2443,7 @@
           <w:p>
             <w:r/>
             <w:r>
-              <w:t>25</w:t>
+              <w:t>40</w:t>
             </w:r>
           </w:p>
         </w:tc>
@@ -2534,6 +2781,355 @@
     </w:p>
     <w:p>
       <w:pPr>
+        <w:pStyle w:val="Heading2"/>
+      </w:pPr>
+      <w:r>
+        <w:rPr>
+          <w:color w:val="1F2A44"/>
+        </w:rPr>
+        <w:t>5.6 Recommended Models per Hardware</w:t>
+      </w:r>
+    </w:p>
+    <w:p>
+      <w:r>
+        <w:t>The default qwen2.5:14b-instruct-q5_K_M is sized for an RTX 4080 Super (16 GB VRAM). Pick a different tag if your hardware differs:</w:t>
+      </w:r>
+    </w:p>
+    <w:tbl>
+      <w:tblPr>
+        <w:tblStyle w:val="LightGrid-Accent1"/>
+        <w:tblW w:type="auto" w:w="0"/>
+        <w:tblLook w:firstColumn="1" w:firstRow="1" w:lastColumn="0" w:lastRow="0" w:noHBand="0" w:noVBand="1" w:val="04A0"/>
+      </w:tblPr>
+      <w:tblGrid>
+        <w:gridCol w:w="2160"/>
+        <w:gridCol w:w="2160"/>
+        <w:gridCol w:w="2160"/>
+        <w:gridCol w:w="2160"/>
+      </w:tblGrid>
+      <w:tr>
+        <w:tc>
+          <w:tcPr>
+            <w:tcW w:type="dxa" w:w="2160"/>
+            <w:shd w:fill="1F2A44"/>
+          </w:tcPr>
+          <w:p>
+            <w:r/>
+            <w:r>
+              <w:rPr>
+                <w:b/>
+                <w:color w:val="FFFFFF"/>
+              </w:rPr>
+              <w:t>Hardware</w:t>
+            </w:r>
+          </w:p>
+        </w:tc>
+        <w:tc>
+          <w:tcPr>
+            <w:tcW w:type="dxa" w:w="2160"/>
+            <w:shd w:fill="1F2A44"/>
+          </w:tcPr>
+          <w:p>
+            <w:r/>
+            <w:r>
+              <w:rPr>
+                <w:b/>
+                <w:color w:val="FFFFFF"/>
+              </w:rPr>
+              <w:t>Recommended OLLAMA_MODEL</w:t>
+            </w:r>
+          </w:p>
+        </w:tc>
+        <w:tc>
+          <w:tcPr>
+            <w:tcW w:type="dxa" w:w="2160"/>
+            <w:shd w:fill="1F2A44"/>
+          </w:tcPr>
+          <w:p>
+            <w:r/>
+            <w:r>
+              <w:rPr>
+                <w:b/>
+                <w:color w:val="FFFFFF"/>
+              </w:rPr>
+              <w:t>VRAM</w:t>
+            </w:r>
+          </w:p>
+        </w:tc>
+        <w:tc>
+          <w:tcPr>
+            <w:tcW w:type="dxa" w:w="2160"/>
+            <w:shd w:fill="1F2A44"/>
+          </w:tcPr>
+          <w:p>
+            <w:r/>
+            <w:r>
+              <w:rPr>
+                <w:b/>
+                <w:color w:val="FFFFFF"/>
+              </w:rPr>
+              <w:t>Tokens/s</w:t>
+            </w:r>
+          </w:p>
+        </w:tc>
+      </w:tr>
+      <w:tr>
+        <w:tc>
+          <w:tcPr>
+            <w:tcW w:type="dxa" w:w="2160"/>
+          </w:tcPr>
+          <w:p>
+            <w:r/>
+            <w:r>
+              <w:t>RTX 4080 Super / 4090 (16-24 GB)</w:t>
+            </w:r>
+          </w:p>
+        </w:tc>
+        <w:tc>
+          <w:tcPr>
+            <w:tcW w:type="dxa" w:w="2160"/>
+          </w:tcPr>
+          <w:p>
+            <w:r/>
+            <w:r>
+              <w:t>qwen2.5:14b-instruct-q5_K_M (default)</w:t>
+            </w:r>
+          </w:p>
+        </w:tc>
+        <w:tc>
+          <w:tcPr>
+            <w:tcW w:type="dxa" w:w="2160"/>
+          </w:tcPr>
+          <w:p>
+            <w:r/>
+            <w:r>
+              <w:t>~10 GB</w:t>
+            </w:r>
+          </w:p>
+        </w:tc>
+        <w:tc>
+          <w:tcPr>
+            <w:tcW w:type="dxa" w:w="2160"/>
+          </w:tcPr>
+          <w:p>
+            <w:r/>
+            <w:r>
+              <w:t>45-65 t/s</w:t>
+            </w:r>
+          </w:p>
+        </w:tc>
+      </w:tr>
+      <w:tr>
+        <w:tc>
+          <w:tcPr>
+            <w:tcW w:type="dxa" w:w="2160"/>
+          </w:tcPr>
+          <w:p>
+            <w:r/>
+            <w:r>
+              <w:t>RTX 4090 / A6000 (24+ GB)</w:t>
+            </w:r>
+          </w:p>
+        </w:tc>
+        <w:tc>
+          <w:tcPr>
+            <w:tcW w:type="dxa" w:w="2160"/>
+          </w:tcPr>
+          <w:p>
+            <w:r/>
+            <w:r>
+              <w:t>qwen2.5:32b-instruct-q4_K_S</w:t>
+            </w:r>
+          </w:p>
+        </w:tc>
+        <w:tc>
+          <w:tcPr>
+            <w:tcW w:type="dxa" w:w="2160"/>
+          </w:tcPr>
+          <w:p>
+            <w:r/>
+            <w:r>
+              <w:t>~19 GB</w:t>
+            </w:r>
+          </w:p>
+        </w:tc>
+        <w:tc>
+          <w:tcPr>
+            <w:tcW w:type="dxa" w:w="2160"/>
+          </w:tcPr>
+          <w:p>
+            <w:r/>
+            <w:r>
+              <w:t>18-25 t/s</w:t>
+            </w:r>
+          </w:p>
+        </w:tc>
+      </w:tr>
+      <w:tr>
+        <w:tc>
+          <w:tcPr>
+            <w:tcW w:type="dxa" w:w="2160"/>
+          </w:tcPr>
+          <w:p>
+            <w:r/>
+            <w:r>
+              <w:t>RTX 4060 / 4070 (8-12 GB)</w:t>
+            </w:r>
+          </w:p>
+        </w:tc>
+        <w:tc>
+          <w:tcPr>
+            <w:tcW w:type="dxa" w:w="2160"/>
+          </w:tcPr>
+          <w:p>
+            <w:r/>
+            <w:r>
+              <w:t>qwen2.5:14b-instruct-q4_K_M</w:t>
+            </w:r>
+          </w:p>
+        </w:tc>
+        <w:tc>
+          <w:tcPr>
+            <w:tcW w:type="dxa" w:w="2160"/>
+          </w:tcPr>
+          <w:p>
+            <w:r/>
+            <w:r>
+              <w:t>~8 GB</w:t>
+            </w:r>
+          </w:p>
+        </w:tc>
+        <w:tc>
+          <w:tcPr>
+            <w:tcW w:type="dxa" w:w="2160"/>
+          </w:tcPr>
+          <w:p>
+            <w:r/>
+            <w:r>
+              <w:t>25-40 t/s</w:t>
+            </w:r>
+          </w:p>
+        </w:tc>
+      </w:tr>
+      <w:tr>
+        <w:tc>
+          <w:tcPr>
+            <w:tcW w:type="dxa" w:w="2160"/>
+          </w:tcPr>
+          <w:p>
+            <w:r/>
+            <w:r>
+              <w:t>CPU only / no GPU</w:t>
+            </w:r>
+          </w:p>
+        </w:tc>
+        <w:tc>
+          <w:tcPr>
+            <w:tcW w:type="dxa" w:w="2160"/>
+          </w:tcPr>
+          <w:p>
+            <w:r/>
+            <w:r>
+              <w:t>qwen2.5:7b-instruct</w:t>
+            </w:r>
+          </w:p>
+        </w:tc>
+        <w:tc>
+          <w:tcPr>
+            <w:tcW w:type="dxa" w:w="2160"/>
+          </w:tcPr>
+          <w:p>
+            <w:r/>
+            <w:r>
+              <w:t>RAM</w:t>
+            </w:r>
+          </w:p>
+        </w:tc>
+        <w:tc>
+          <w:tcPr>
+            <w:tcW w:type="dxa" w:w="2160"/>
+          </w:tcPr>
+          <w:p>
+            <w:r/>
+            <w:r>
+              <w:t>8-15 t/s</w:t>
+            </w:r>
+          </w:p>
+        </w:tc>
+      </w:tr>
+      <w:tr>
+        <w:tc>
+          <w:tcPr>
+            <w:tcW w:type="dxa" w:w="2160"/>
+          </w:tcPr>
+          <w:p>
+            <w:r/>
+            <w:r>
+              <w:t>Diploma fixed to IBM Granite</w:t>
+            </w:r>
+          </w:p>
+        </w:tc>
+        <w:tc>
+          <w:tcPr>
+            <w:tcW w:type="dxa" w:w="2160"/>
+          </w:tcPr>
+          <w:p>
+            <w:r/>
+            <w:r>
+              <w:t>granite3.2-dense:8b</w:t>
+            </w:r>
+          </w:p>
+        </w:tc>
+        <w:tc>
+          <w:tcPr>
+            <w:tcW w:type="dxa" w:w="2160"/>
+          </w:tcPr>
+          <w:p>
+            <w:r/>
+            <w:r>
+              <w:t>~8 GB</w:t>
+            </w:r>
+          </w:p>
+        </w:tc>
+        <w:tc>
+          <w:tcPr>
+            <w:tcW w:type="dxa" w:w="2160"/>
+          </w:tcPr>
+          <w:p>
+            <w:r/>
+            <w:r>
+              <w:t>25-50 t/s</w:t>
+            </w:r>
+          </w:p>
+        </w:tc>
+      </w:tr>
+    </w:tbl>
+    <w:p/>
+    <w:p>
+      <w:r>
+        <w:t>Switching is a one-liner:</w:t>
+      </w:r>
+    </w:p>
+    <w:p>
+      <w:pPr>
+        <w:spacing w:after="120"/>
+        <w:ind w:left="432"/>
+      </w:pPr>
+      <w:r>
+        <w:rPr>
+          <w:rFonts w:ascii="Consolas" w:hAnsi="Consolas"/>
+          <w:sz w:val="18"/>
+        </w:rPr>
+        <w:t>$env:OLLAMA_MODEL = "qwen2.5:32b-instruct-q4_K_S"</w:t>
+      </w:r>
+    </w:p>
+    <w:p>
+      <w:r>
+        <w:t>The system prompt is model-agnostic, so no other change is needed.</w:t>
+      </w:r>
+    </w:p>
+    <w:p>
+      <w:pPr>
         <w:jc w:val="center"/>
       </w:pPr>
       <w:r>
@@ -2574,7 +3170,7 @@
         </w:rPr>
         <w:t>ollama serve            # if not already running as a service</w:t>
         <w:br/>
-        <w:t>ollama list             # confirm granite3.1-dense:latest is present</w:t>
+        <w:t>ollama list             # confirm qwen2.5:14b-instruct-q5_K_M is present</w:t>
       </w:r>
     </w:p>
     <w:p>
@@ -2616,9 +3212,9 @@
           <w:rFonts w:ascii="Consolas" w:hAnsi="Consolas"/>
           <w:sz w:val="18"/>
         </w:rPr>
-        <w:t>INFO  CyberSim server ready on http://127.0.0.1:11434 using model=granite3.1-dense:latest</w:t>
+        <w:t>INFO  CyberSim server ready on http://127.0.0.1:11434 using model=qwen2.5:14b-instruct-q5_K_M</w:t>
         <w:br/>
-        <w:t>INFO  Uvicorn running on http://127.0.0.1:8765</w:t>
+        <w:t>INFO  Uvicorn running on http://26.26.97.36:4899</w:t>
       </w:r>
     </w:p>
     <w:p>
@@ -2636,7 +3232,7 @@
           <w:rFonts w:ascii="Consolas" w:hAnsi="Consolas"/>
           <w:sz w:val="18"/>
         </w:rPr>
-        <w:t>curl http://127.0.0.1:8765/health</w:t>
+        <w:t>curl http://26.26.97.36:4899/health</w:t>
       </w:r>
     </w:p>
     <w:p>
@@ -2647,7 +3243,7 @@
         <w:rPr>
           <w:color w:val="1F2A44"/>
         </w:rPr>
-        <w:t>6.3 Start the PyQt6 Client</w:t>
+        <w:t>6.3 Start the PyQt5 Client</w:t>
       </w:r>
     </w:p>
     <w:p>
@@ -2694,7 +3290,7 @@
     </w:p>
     <w:p>
       <w:r>
-        <w:t>By default the client looks for the server on 127.0.0.1:8765. To target a remote server, export environment variables before launching the client:</w:t>
+        <w:t>By default the client looks for the server on 26.26.97.36:4899 — the operator's VPN-assigned host (Radmin / Hamachi-style 26.x.x.x). To target a different server, export environment variables before launching the client:</w:t>
       </w:r>
     </w:p>
     <w:p>
@@ -2707,9 +3303,9 @@
           <w:rFonts w:ascii="Consolas" w:hAnsi="Consolas"/>
           <w:sz w:val="18"/>
         </w:rPr>
-        <w:t>$env:CYBERSIM_HOST = "10.10.10.20"</w:t>
+        <w:t>$env:CYBERSIM_HOST = "26.26.97.36"</w:t>
         <w:br/>
-        <w:t>$env:CYBERSIM_PORT = "8765"</w:t>
+        <w:t>$env:CYBERSIM_PORT = "4899"</w:t>
         <w:br/>
         <w:t>.\run_client.bat</w:t>
       </w:r>
@@ -2729,9 +3325,9 @@
           <w:rFonts w:ascii="Consolas" w:hAnsi="Consolas"/>
           <w:sz w:val="18"/>
         </w:rPr>
-        <w:t>HTTP  : http://10.10.10.20:8765/api/...</w:t>
+        <w:t>HTTP  : http://26.26.97.36:4899/api/...</w:t>
         <w:br/>
-        <w:t>WS    : ws://10.10.10.20:8765/ws/sessions/&lt;session-id&gt;</w:t>
+        <w:t>WS    : ws://26.26.97.36:4899/ws/sessions/&lt;session-id&gt;</w:t>
       </w:r>
     </w:p>
     <w:p>
@@ -2750,7 +3346,7 @@
         <w:pStyle w:val="ListNumber"/>
       </w:pPr>
       <w:r>
-        <w:t>Visit `http://&lt;host&gt;:8765/health` in a browser — you should see JSON.</w:t>
+        <w:t>Visit `http://&lt;host&gt;:4899/health` in a browser — you should see JSON.</w:t>
       </w:r>
     </w:p>
     <w:p>
@@ -2758,7 +3354,7 @@
         <w:pStyle w:val="ListNumber"/>
       </w:pPr>
       <w:r>
-        <w:t>Open Windows Defender Firewall and allow inbound TCP 8765.</w:t>
+        <w:t>Open Windows Defender Firewall and allow inbound TCP 4899.</w:t>
       </w:r>
     </w:p>
     <w:p>
@@ -2779,7 +3375,7 @@
         <w:pStyle w:val="ListNumber"/>
       </w:pPr>
       <w:r>
-        <w:t>Use `netstat -an | findstr 8765` to confirm the server is listening.</w:t>
+        <w:t>Use `netstat -an | findstr 4899` to confirm the server is listening.</w:t>
       </w:r>
     </w:p>
     <w:p>
@@ -3042,6 +3638,360 @@
         <w:t>All tools share a common JSON-schema-style parameter contract. The LLM sees the full catalog at the start of every session.</w:t>
       </w:r>
     </w:p>
+    <w:p>
+      <w:pPr>
+        <w:pStyle w:val="Heading2"/>
+      </w:pPr>
+      <w:r>
+        <w:rPr>
+          <w:color w:val="1F2A44"/>
+        </w:rPr>
+        <w:t>9.0 Tool inventory — at a glance</w:t>
+      </w:r>
+    </w:p>
+    <w:tbl>
+      <w:tblPr>
+        <w:tblStyle w:val="LightGrid-Accent1"/>
+        <w:tblW w:type="auto" w:w="0"/>
+        <w:tblLook w:firstColumn="1" w:firstRow="1" w:lastColumn="0" w:lastRow="0" w:noHBand="0" w:noVBand="1" w:val="04A0"/>
+      </w:tblPr>
+      <w:tblGrid>
+        <w:gridCol w:w="2880"/>
+        <w:gridCol w:w="2880"/>
+        <w:gridCol w:w="2880"/>
+      </w:tblGrid>
+      <w:tr>
+        <w:tc>
+          <w:tcPr>
+            <w:tcW w:type="dxa" w:w="2880"/>
+            <w:shd w:fill="1F2A44"/>
+          </w:tcPr>
+          <w:p>
+            <w:r/>
+            <w:r>
+              <w:rPr>
+                <w:b/>
+                <w:color w:val="FFFFFF"/>
+              </w:rPr>
+              <w:t>Tool</w:t>
+            </w:r>
+          </w:p>
+        </w:tc>
+        <w:tc>
+          <w:tcPr>
+            <w:tcW w:type="dxa" w:w="2880"/>
+            <w:shd w:fill="1F2A44"/>
+          </w:tcPr>
+          <w:p>
+            <w:r/>
+            <w:r>
+              <w:rPr>
+                <w:b/>
+                <w:color w:val="FFFFFF"/>
+              </w:rPr>
+              <w:t>Backend</w:t>
+            </w:r>
+          </w:p>
+        </w:tc>
+        <w:tc>
+          <w:tcPr>
+            <w:tcW w:type="dxa" w:w="2880"/>
+            <w:shd w:fill="1F2A44"/>
+          </w:tcPr>
+          <w:p>
+            <w:r/>
+            <w:r>
+              <w:rPr>
+                <w:b/>
+                <w:color w:val="FFFFFF"/>
+              </w:rPr>
+              <w:t>Install path</w:t>
+            </w:r>
+          </w:p>
+        </w:tc>
+      </w:tr>
+      <w:tr>
+        <w:tc>
+          <w:tcPr>
+            <w:tcW w:type="dxa" w:w="2880"/>
+          </w:tcPr>
+          <w:p>
+            <w:r/>
+            <w:r>
+              <w:t>nmap_scan</w:t>
+            </w:r>
+          </w:p>
+        </w:tc>
+        <w:tc>
+          <w:tcPr>
+            <w:tcW w:type="dxa" w:w="2880"/>
+          </w:tcPr>
+          <w:p>
+            <w:r/>
+            <w:r>
+              <w:t>nmap CLI</w:t>
+            </w:r>
+          </w:p>
+        </w:tc>
+        <w:tc>
+          <w:tcPr>
+            <w:tcW w:type="dxa" w:w="2880"/>
+          </w:tcPr>
+          <w:p>
+            <w:r/>
+            <w:r>
+              <w:t>choco install nmap (or installer)</w:t>
+            </w:r>
+          </w:p>
+        </w:tc>
+      </w:tr>
+      <w:tr>
+        <w:tc>
+          <w:tcPr>
+            <w:tcW w:type="dxa" w:w="2880"/>
+          </w:tcPr>
+          <w:p>
+            <w:r/>
+            <w:r>
+              <w:t>dir_brute</w:t>
+            </w:r>
+          </w:p>
+        </w:tc>
+        <w:tc>
+          <w:tcPr>
+            <w:tcW w:type="dxa" w:w="2880"/>
+          </w:tcPr>
+          <w:p>
+            <w:r/>
+            <w:r>
+              <w:t>gobuster CLI / dirsearch pkg</w:t>
+            </w:r>
+          </w:p>
+        </w:tc>
+        <w:tc>
+          <w:tcPr>
+            <w:tcW w:type="dxa" w:w="2880"/>
+          </w:tcPr>
+          <w:p>
+            <w:r/>
+            <w:r>
+              <w:t>choco install gobuster / pip install dirsearch</w:t>
+            </w:r>
+          </w:p>
+        </w:tc>
+      </w:tr>
+      <w:tr>
+        <w:tc>
+          <w:tcPr>
+            <w:tcW w:type="dxa" w:w="2880"/>
+          </w:tcPr>
+          <w:p>
+            <w:r/>
+            <w:r>
+              <w:t>vuln_scan</w:t>
+            </w:r>
+          </w:p>
+        </w:tc>
+        <w:tc>
+          <w:tcPr>
+            <w:tcW w:type="dxa" w:w="2880"/>
+          </w:tcPr>
+          <w:p>
+            <w:r/>
+            <w:r>
+              <w:t>nuclei CLI</w:t>
+            </w:r>
+          </w:p>
+        </w:tc>
+        <w:tc>
+          <w:tcPr>
+            <w:tcW w:type="dxa" w:w="2880"/>
+          </w:tcPr>
+          <w:p>
+            <w:r/>
+            <w:r>
+              <w:t>choco install nuclei</w:t>
+            </w:r>
+          </w:p>
+        </w:tc>
+      </w:tr>
+      <w:tr>
+        <w:tc>
+          <w:tcPr>
+            <w:tcW w:type="dxa" w:w="2880"/>
+          </w:tcPr>
+          <w:p>
+            <w:r/>
+            <w:r>
+              <w:t>sqlmap_audit</w:t>
+            </w:r>
+          </w:p>
+        </w:tc>
+        <w:tc>
+          <w:tcPr>
+            <w:tcW w:type="dxa" w:w="2880"/>
+          </w:tcPr>
+          <w:p>
+            <w:r/>
+            <w:r>
+              <w:t>sqlmap (Python pkg, CLI entry-point)</w:t>
+            </w:r>
+          </w:p>
+        </w:tc>
+        <w:tc>
+          <w:tcPr>
+            <w:tcW w:type="dxa" w:w="2880"/>
+          </w:tcPr>
+          <w:p>
+            <w:r/>
+            <w:r>
+              <w:t>pip install sqlmap (in requirements.txt)</w:t>
+            </w:r>
+          </w:p>
+        </w:tc>
+      </w:tr>
+      <w:tr>
+        <w:tc>
+          <w:tcPr>
+            <w:tcW w:type="dxa" w:w="2880"/>
+          </w:tcPr>
+          <w:p>
+            <w:r/>
+            <w:r>
+              <w:t>auth_bruteforce</w:t>
+            </w:r>
+          </w:p>
+        </w:tc>
+        <w:tc>
+          <w:tcPr>
+            <w:tcW w:type="dxa" w:w="2880"/>
+          </w:tcPr>
+          <w:p>
+            <w:r/>
+            <w:r>
+              <w:t>hydra CLI</w:t>
+            </w:r>
+          </w:p>
+        </w:tc>
+        <w:tc>
+          <w:tcPr>
+            <w:tcW w:type="dxa" w:w="2880"/>
+          </w:tcPr>
+          <w:p>
+            <w:r/>
+            <w:r>
+              <w:t>WSL / Kali / cygwin</w:t>
+            </w:r>
+          </w:p>
+        </w:tc>
+      </w:tr>
+      <w:tr>
+        <w:tc>
+          <w:tcPr>
+            <w:tcW w:type="dxa" w:w="2880"/>
+          </w:tcPr>
+          <w:p>
+            <w:r/>
+            <w:r>
+              <w:t>web_analyze</w:t>
+            </w:r>
+          </w:p>
+        </w:tc>
+        <w:tc>
+          <w:tcPr>
+            <w:tcW w:type="dxa" w:w="2880"/>
+          </w:tcPr>
+          <w:p>
+            <w:r/>
+            <w:r>
+              <w:t>httpx + bs4 + lxml (pure Python)</w:t>
+            </w:r>
+          </w:p>
+        </w:tc>
+        <w:tc>
+          <w:tcPr>
+            <w:tcW w:type="dxa" w:w="2880"/>
+          </w:tcPr>
+          <w:p>
+            <w:r/>
+            <w:r>
+              <w:t>pip install -r requirements.txt</w:t>
+            </w:r>
+          </w:p>
+        </w:tc>
+      </w:tr>
+      <w:tr>
+        <w:tc>
+          <w:tcPr>
+            <w:tcW w:type="dxa" w:w="2880"/>
+          </w:tcPr>
+          <w:p>
+            <w:r/>
+            <w:r>
+              <w:t>msf_exploit</w:t>
+            </w:r>
+          </w:p>
+        </w:tc>
+        <w:tc>
+          <w:tcPr>
+            <w:tcW w:type="dxa" w:w="2880"/>
+          </w:tcPr>
+          <w:p>
+            <w:r/>
+            <w:r>
+              <w:t>pymetasploit3 → msfrpcd</w:t>
+            </w:r>
+          </w:p>
+        </w:tc>
+        <w:tc>
+          <w:tcPr>
+            <w:tcW w:type="dxa" w:w="2880"/>
+          </w:tcPr>
+          <w:p>
+            <w:r/>
+            <w:r>
+              <w:t>pip + Metasploit Framework installer</w:t>
+            </w:r>
+          </w:p>
+        </w:tc>
+      </w:tr>
+      <w:tr>
+        <w:tc>
+          <w:tcPr>
+            <w:tcW w:type="dxa" w:w="2880"/>
+          </w:tcPr>
+          <w:p>
+            <w:r/>
+            <w:r>
+              <w:t>post_exploit_enum</w:t>
+            </w:r>
+          </w:p>
+        </w:tc>
+        <w:tc>
+          <w:tcPr>
+            <w:tcW w:type="dxa" w:w="2880"/>
+          </w:tcPr>
+          <w:p>
+            <w:r/>
+            <w:r>
+              <w:t>local subprocess / paramiko SSH</w:t>
+            </w:r>
+          </w:p>
+        </w:tc>
+        <w:tc>
+          <w:tcPr>
+            <w:tcW w:type="dxa" w:w="2880"/>
+          </w:tcPr>
+          <w:p>
+            <w:r/>
+            <w:r>
+              <w:t>pip install -r requirements.txt</w:t>
+            </w:r>
+          </w:p>
+        </w:tc>
+      </w:tr>
+    </w:tbl>
+    <w:p/>
     <w:p>
       <w:pPr>
         <w:pStyle w:val="Heading2"/>
@@ -7541,7 +8491,7 @@
           <w:p>
             <w:r/>
             <w:r>
-              <w:t>Client crashes with "No module named PyQt6"</w:t>
+              <w:t>Client crashes with "No module named PyQt5"</w:t>
             </w:r>
           </w:p>
         </w:tc>
@@ -7665,7 +8615,7 @@
     </w:p>
     <w:p>
       <w:r>
-        <w:t>Q. Can I use a different LLM? A. Yes. Set OLLAMA_MODEL to any other Ollama-hosted tool-capable model. The ReAct protocol is model-agnostic; we recommend Granite for the diploma demo.</w:t>
+        <w:t>Q. Can I use a different LLM? A. Yes. Set OLLAMA_MODEL to any other Ollama-hosted tool-capable model. The ReAct protocol is model-agnostic. Out of the box CyberSim ships with qwen2.5:14b-instruct-q5_K_M (best balance for an RTX 4080 Super, 16 GB VRAM) and qwen2.5:7b-instruct as a CPU-friendly fallback. Other proven options: llama3.1:8b, mistral-nemo:12b, granite3.2-dense:8b.</w:t>
       </w:r>
     </w:p>
     <w:p>
@@ -7782,7 +8732,7 @@
     </w:p>
     <w:p>
       <w:r>
-        <w:t xml:space="preserve">  to the PyQt6 client.</w:t>
+        <w:t xml:space="preserve">  to the PyQt5 client.</w:t>
       </w:r>
     </w:p>
     <w:p>
